--- a/Coding 2 - year/Unit 6 - APIs & External Libraries/Daily Lesson Plans/Word/Day 10.docx
+++ b/Coding 2 - year/Unit 6 - APIs & External Libraries/Daily Lesson Plans/Word/Day 10.docx
@@ -50,12 +50,15 @@
               </w:rPr>
               <w:t xml:space="preserve">Coding II — Full Year</w:t>
             </w:r>
-          </w:p>
-          <w:p>
-            <w:pPr>
-              <w:spacing w:before="40"/>
-              <w:jc w:val="center"/>
-            </w:pPr>
+            <w:r>
+              <w:rPr>
+                <w:rFonts w:ascii="Arial" w:cs="Arial" w:eastAsia="Arial" w:hAnsi="Arial"/>
+                <w:sz w:val="16"/>
+                <w:szCs w:val="16"/>
+              </w:rPr>
+              <w:br/>
+              <w:t xml:space="preserve"/>
+            </w:r>
             <w:r>
               <w:rPr>
                 <w:rFonts w:ascii="Arial" w:cs="Arial" w:eastAsia="Arial" w:hAnsi="Arial"/>
@@ -83,7 +86,7 @@
           <w:rFonts w:ascii="Arial" w:cs="Arial" w:eastAsia="Arial" w:hAnsi="Arial"/>
           <w:b/>
           <w:bCs/>
-          <w:color w:val="0D3B1F"/>
+          <w:color w:val="1B7A4A"/>
           <w:sz w:val="32"/>
           <w:szCs w:val="32"/>
         </w:rPr>
@@ -261,9 +264,9 @@
               <w:right w:val="single" w:color="CCCCCC" w:sz="1"/>
             </w:tcBorders>
             <w:tcMar>
-              <w:top w:type="dxa" w:w="60"/>
+              <w:top w:type="dxa" w:w="80"/>
               <w:left w:type="dxa" w:w="120"/>
-              <w:bottom w:type="dxa" w:w="60"/>
+              <w:bottom w:type="dxa" w:w="80"/>
               <w:right w:type="dxa" w:w="120"/>
             </w:tcMar>
           </w:tcPr>
@@ -290,20 +293,213 @@
               <w:right w:val="single" w:color="CCCCCC" w:sz="1"/>
             </w:tcBorders>
             <w:tcMar>
-              <w:top w:type="dxa" w:w="60"/>
+              <w:top w:type="dxa" w:w="80"/>
               <w:left w:type="dxa" w:w="120"/>
-              <w:bottom w:type="dxa" w:w="60"/>
+              <w:bottom w:type="dxa" w:w="80"/>
               <w:right w:type="dxa" w:w="120"/>
             </w:tcMar>
           </w:tcPr>
           <w:p>
-            <w:r>
-              <w:rPr>
-                <w:rFonts w:ascii="Arial" w:cs="Arial" w:eastAsia="Arial" w:hAnsi="Arial"/>
-                <w:sz w:val="20"/>
-                <w:szCs w:val="20"/>
+            <w:pPr>
+              <w:spacing w:after="80" w:before="80"/>
+            </w:pPr>
+            <w:r>
+              <w:rPr>
+                <w:rFonts w:ascii="Arial" w:cs="Arial" w:eastAsia="Arial" w:hAnsi="Arial"/>
+                <w:b/>
+                <w:bCs/>
+                <w:i w:val="false"/>
+                <w:iCs w:val="false"/>
+                <w:color w:val="000000"/>
+                <w:sz w:val="22"/>
+                <w:szCs w:val="22"/>
               </w:rPr>
               <w:t xml:space="preserve">Bell Ringer / Review</w:t>
+            </w:r>
+            <w:r>
+              <w:rPr>
+                <w:rFonts w:ascii="Arial" w:cs="Arial" w:eastAsia="Arial" w:hAnsi="Arial"/>
+                <w:sz w:val="20"/>
+                <w:szCs w:val="20"/>
+              </w:rPr>
+              <w:br/>
+              <w:t xml:space="preserve"/>
+            </w:r>
+            <w:r>
+              <w:rPr>
+                <w:rFonts w:ascii="Arial" w:cs="Arial" w:eastAsia="Arial" w:hAnsi="Arial"/>
+                <w:sz w:val="20"/>
+                <w:szCs w:val="20"/>
+              </w:rPr>
+              <w:br/>
+              <w:t xml:space="preserve"/>
+            </w:r>
+            <w:r>
+              <w:rPr>
+                <w:rFonts w:ascii="Arial" w:cs="Arial" w:eastAsia="Arial" w:hAnsi="Arial"/>
+                <w:b/>
+                <w:bCs/>
+                <w:i w:val="false"/>
+                <w:iCs w:val="false"/>
+                <w:color w:val="000000"/>
+                <w:sz w:val="20"/>
+                <w:szCs w:val="20"/>
+              </w:rPr>
+              <w:t xml:space="preserve">Quick Write </w:t>
+            </w:r>
+            <w:r>
+              <w:rPr>
+                <w:rFonts w:ascii="Arial" w:cs="Arial" w:eastAsia="Arial" w:hAnsi="Arial"/>
+                <w:b w:val="false"/>
+                <w:bCs w:val="false"/>
+                <w:i w:val="false"/>
+                <w:iCs w:val="false"/>
+                <w:color w:val="000000"/>
+                <w:sz w:val="20"/>
+                <w:szCs w:val="20"/>
+              </w:rPr>
+              <w:t xml:space="preserve">(3 min — written or verbal):</w:t>
+            </w:r>
+            <w:r>
+              <w:rPr>
+                <w:rFonts w:ascii="Arial" w:cs="Arial" w:eastAsia="Arial" w:hAnsi="Arial"/>
+                <w:sz w:val="20"/>
+                <w:szCs w:val="20"/>
+              </w:rPr>
+              <w:br/>
+              <w:t xml:space="preserve"/>
+            </w:r>
+            <w:r>
+              <w:rPr>
+                <w:rFonts w:ascii="Arial" w:cs="Arial" w:eastAsia="Arial" w:hAnsi="Arial"/>
+                <w:b w:val="false"/>
+                <w:bCs w:val="false"/>
+                <w:i w:val="false"/>
+                <w:iCs w:val="false"/>
+                <w:color w:val="000000"/>
+                <w:sz w:val="20"/>
+                <w:szCs w:val="20"/>
+              </w:rPr>
+              <w:t xml:space="preserve">    What do you already know about how to use the random module to generate random numbers, shuffle data, and add unpredictability to programs?</w:t>
+            </w:r>
+            <w:r>
+              <w:rPr>
+                <w:rFonts w:ascii="Arial" w:cs="Arial" w:eastAsia="Arial" w:hAnsi="Arial"/>
+                <w:sz w:val="20"/>
+                <w:szCs w:val="20"/>
+              </w:rPr>
+              <w:br/>
+              <w:t xml:space="preserve"/>
+            </w:r>
+            <w:r>
+              <w:rPr>
+                <w:rFonts w:ascii="Arial" w:cs="Arial" w:eastAsia="Arial" w:hAnsi="Arial"/>
+                <w:sz w:val="20"/>
+                <w:szCs w:val="20"/>
+              </w:rPr>
+              <w:br/>
+              <w:t xml:space="preserve"/>
+            </w:r>
+            <w:r>
+              <w:rPr>
+                <w:rFonts w:ascii="Arial" w:cs="Arial" w:eastAsia="Arial" w:hAnsi="Arial"/>
+                <w:b/>
+                <w:bCs/>
+                <w:i w:val="false"/>
+                <w:iCs w:val="false"/>
+                <w:color w:val="000000"/>
+                <w:sz w:val="20"/>
+                <w:szCs w:val="20"/>
+              </w:rPr>
+              <w:t xml:space="preserve">Vocabulary Preview — </w:t>
+            </w:r>
+            <w:r>
+              <w:rPr>
+                <w:rFonts w:ascii="Arial" w:cs="Arial" w:eastAsia="Arial" w:hAnsi="Arial"/>
+                <w:b w:val="false"/>
+                <w:bCs w:val="false"/>
+                <w:i w:val="false"/>
+                <w:iCs w:val="false"/>
+                <w:color w:val="000000"/>
+                <w:sz w:val="20"/>
+                <w:szCs w:val="20"/>
+              </w:rPr>
+              <w:t xml:space="preserve">terms we'll use today:</w:t>
+            </w:r>
+            <w:r>
+              <w:rPr>
+                <w:rFonts w:ascii="Arial" w:cs="Arial" w:eastAsia="Arial" w:hAnsi="Arial"/>
+                <w:sz w:val="20"/>
+                <w:szCs w:val="20"/>
+              </w:rPr>
+              <w:br/>
+              <w:t xml:space="preserve"/>
+            </w:r>
+            <w:r>
+              <w:rPr>
+                <w:rFonts w:ascii="Arial" w:cs="Arial" w:eastAsia="Arial" w:hAnsi="Arial"/>
+                <w:b w:val="false"/>
+                <w:bCs w:val="false"/>
+                <w:i w:val="false"/>
+                <w:iCs w:val="false"/>
+                <w:color w:val="000000"/>
+                <w:sz w:val="20"/>
+                <w:szCs w:val="20"/>
+              </w:rPr>
+              <w:t xml:space="preserve">    • The random Module   •   Common Functions   •   Seed</w:t>
+            </w:r>
+            <w:r>
+              <w:rPr>
+                <w:rFonts w:ascii="Arial" w:cs="Arial" w:eastAsia="Arial" w:hAnsi="Arial"/>
+                <w:sz w:val="20"/>
+                <w:szCs w:val="20"/>
+              </w:rPr>
+              <w:br/>
+              <w:t xml:space="preserve"/>
+            </w:r>
+            <w:r>
+              <w:rPr>
+                <w:rFonts w:ascii="Arial" w:cs="Arial" w:eastAsia="Arial" w:hAnsi="Arial"/>
+                <w:sz w:val="20"/>
+                <w:szCs w:val="20"/>
+              </w:rPr>
+              <w:br/>
+              <w:t xml:space="preserve"/>
+            </w:r>
+            <w:r>
+              <w:rPr>
+                <w:rFonts w:ascii="Arial" w:cs="Arial" w:eastAsia="Arial" w:hAnsi="Arial"/>
+                <w:b w:val="false"/>
+                <w:bCs w:val="false"/>
+                <w:i/>
+                <w:iCs/>
+                <w:color w:val="444444"/>
+                <w:sz w:val="20"/>
+                <w:szCs w:val="20"/>
+              </w:rPr>
+              <w:t xml:space="preserve">Today's Goal: By the end of class you will be able to use the random module to generate random numbers, shuffle data, and add unpredictability to programs.</w:t>
+            </w:r>
+            <w:r>
+              <w:rPr>
+                <w:rFonts w:ascii="Arial" w:cs="Arial" w:eastAsia="Arial" w:hAnsi="Arial"/>
+                <w:sz w:val="20"/>
+                <w:szCs w:val="20"/>
+              </w:rPr>
+              <w:br/>
+              <w:t xml:space="preserve"/>
+            </w:r>
+            <w:r>
+              <w:rPr>
+                <w:rFonts w:ascii="Arial" w:cs="Arial" w:eastAsia="Arial" w:hAnsi="Arial"/>
+                <w:b w:val="false"/>
+                <w:bCs w:val="false"/>
+                <w:i/>
+                <w:iCs/>
+                <w:color w:val="555555"/>
+                <w:sz w:val="20"/>
+                <w:szCs w:val="20"/>
+              </w:rPr>
+              <w:t xml:space="preserve">→ Pair-share your response, then 2–3 students share with the class.</w:t>
             </w:r>
           </w:p>
         </w:tc>
@@ -319,9 +515,9 @@
               <w:right w:val="single" w:color="CCCCCC" w:sz="1"/>
             </w:tcBorders>
             <w:tcMar>
-              <w:top w:type="dxa" w:w="60"/>
+              <w:top w:type="dxa" w:w="80"/>
               <w:left w:type="dxa" w:w="120"/>
-              <w:bottom w:type="dxa" w:w="60"/>
+              <w:bottom w:type="dxa" w:w="80"/>
               <w:right w:type="dxa" w:w="120"/>
             </w:tcMar>
           </w:tcPr>
@@ -348,20 +544,424 @@
               <w:right w:val="single" w:color="CCCCCC" w:sz="1"/>
             </w:tcBorders>
             <w:tcMar>
-              <w:top w:type="dxa" w:w="60"/>
+              <w:top w:type="dxa" w:w="80"/>
               <w:left w:type="dxa" w:w="120"/>
-              <w:bottom w:type="dxa" w:w="60"/>
+              <w:bottom w:type="dxa" w:w="80"/>
               <w:right w:type="dxa" w:w="120"/>
             </w:tcMar>
           </w:tcPr>
           <w:p>
-            <w:r>
-              <w:rPr>
-                <w:rFonts w:ascii="Arial" w:cs="Arial" w:eastAsia="Arial" w:hAnsi="Arial"/>
-                <w:sz w:val="20"/>
-                <w:szCs w:val="20"/>
-              </w:rPr>
-              <w:t xml:space="preserve">Mini Lesson: The random Module</w:t>
+            <w:pPr>
+              <w:spacing w:after="80" w:before="80"/>
+            </w:pPr>
+            <w:r>
+              <w:rPr>
+                <w:rFonts w:ascii="Arial" w:cs="Arial" w:eastAsia="Arial" w:hAnsi="Arial"/>
+                <w:b/>
+                <w:bCs/>
+                <w:i w:val="false"/>
+                <w:iCs w:val="false"/>
+                <w:color w:val="000000"/>
+                <w:sz w:val="22"/>
+                <w:szCs w:val="22"/>
+              </w:rPr>
+              <w:t xml:space="preserve">Mini Lesson: </w:t>
+            </w:r>
+            <w:r>
+              <w:rPr>
+                <w:rFonts w:ascii="Arial" w:cs="Arial" w:eastAsia="Arial" w:hAnsi="Arial"/>
+                <w:b w:val="false"/>
+                <w:bCs w:val="false"/>
+                <w:i w:val="false"/>
+                <w:iCs w:val="false"/>
+                <w:color w:val="000000"/>
+                <w:sz w:val="22"/>
+                <w:szCs w:val="22"/>
+              </w:rPr>
+              <w:t xml:space="preserve">The random Module</w:t>
+            </w:r>
+            <w:r>
+              <w:rPr>
+                <w:rFonts w:ascii="Arial" w:cs="Arial" w:eastAsia="Arial" w:hAnsi="Arial"/>
+                <w:sz w:val="20"/>
+                <w:szCs w:val="20"/>
+              </w:rPr>
+              <w:br/>
+              <w:t xml:space="preserve"/>
+            </w:r>
+            <w:r>
+              <w:rPr>
+                <w:rFonts w:ascii="Arial" w:cs="Arial" w:eastAsia="Arial" w:hAnsi="Arial"/>
+                <w:sz w:val="20"/>
+                <w:szCs w:val="20"/>
+              </w:rPr>
+              <w:br/>
+              <w:t xml:space="preserve"/>
+            </w:r>
+            <w:r>
+              <w:rPr>
+                <w:rFonts w:ascii="Arial" w:cs="Arial" w:eastAsia="Arial" w:hAnsi="Arial"/>
+                <w:b/>
+                <w:bCs/>
+                <w:i/>
+                <w:iCs/>
+                <w:color w:val="000000"/>
+                <w:sz w:val="20"/>
+                <w:szCs w:val="20"/>
+              </w:rPr>
+              <w:t xml:space="preserve">Learning Target: </w:t>
+            </w:r>
+            <w:r>
+              <w:rPr>
+                <w:rFonts w:ascii="Arial" w:cs="Arial" w:eastAsia="Arial" w:hAnsi="Arial"/>
+                <w:b w:val="false"/>
+                <w:bCs w:val="false"/>
+                <w:i/>
+                <w:iCs/>
+                <w:color w:val="333333"/>
+                <w:sz w:val="20"/>
+                <w:szCs w:val="20"/>
+              </w:rPr>
+              <w:t xml:space="preserve">I can use the random module to generate random numbers, shuffle data, and add unpredictability to programs.</w:t>
+            </w:r>
+            <w:r>
+              <w:rPr>
+                <w:rFonts w:ascii="Arial" w:cs="Arial" w:eastAsia="Arial" w:hAnsi="Arial"/>
+                <w:sz w:val="20"/>
+                <w:szCs w:val="20"/>
+              </w:rPr>
+              <w:br/>
+              <w:t xml:space="preserve"/>
+            </w:r>
+            <w:r>
+              <w:rPr>
+                <w:rFonts w:ascii="Arial" w:cs="Arial" w:eastAsia="Arial" w:hAnsi="Arial"/>
+                <w:sz w:val="20"/>
+                <w:szCs w:val="20"/>
+              </w:rPr>
+              <w:br/>
+              <w:t xml:space="preserve"/>
+            </w:r>
+            <w:r>
+              <w:rPr>
+                <w:rFonts w:ascii="Arial" w:cs="Arial" w:eastAsia="Arial" w:hAnsi="Arial"/>
+                <w:b w:val="false"/>
+                <w:bCs w:val="false"/>
+                <w:i w:val="false"/>
+                <w:iCs w:val="false"/>
+                <w:color w:val="000000"/>
+                <w:sz w:val="20"/>
+                <w:szCs w:val="20"/>
+              </w:rPr>
+              <w:t xml:space="preserve">The random Module: Built-in Python library for generating random values.</w:t>
+            </w:r>
+            <w:r>
+              <w:rPr>
+                <w:rFonts w:ascii="Arial" w:cs="Arial" w:eastAsia="Arial" w:hAnsi="Arial"/>
+                <w:sz w:val="20"/>
+                <w:szCs w:val="20"/>
+              </w:rPr>
+              <w:br/>
+              <w:t xml:space="preserve"/>
+            </w:r>
+            <w:r>
+              <w:rPr>
+                <w:rFonts w:ascii="Arial" w:cs="Arial" w:eastAsia="Arial" w:hAnsi="Arial"/>
+                <w:b w:val="false"/>
+                <w:bCs w:val="false"/>
+                <w:i w:val="false"/>
+                <w:iCs w:val="false"/>
+                <w:color w:val="000000"/>
+                <w:sz w:val="20"/>
+                <w:szCs w:val="20"/>
+              </w:rPr>
+              <w:t xml:space="preserve">Seed: random.seed(n) sets the starting point for the random generator. Same seed = same sequence.</w:t>
+            </w:r>
+            <w:r>
+              <w:rPr>
+                <w:rFonts w:ascii="Arial" w:cs="Arial" w:eastAsia="Arial" w:hAnsi="Arial"/>
+                <w:sz w:val="20"/>
+                <w:szCs w:val="20"/>
+              </w:rPr>
+              <w:br/>
+              <w:t xml:space="preserve"/>
+            </w:r>
+            <w:r>
+              <w:rPr>
+                <w:rFonts w:ascii="Arial" w:cs="Arial" w:eastAsia="Arial" w:hAnsi="Arial"/>
+                <w:sz w:val="20"/>
+                <w:szCs w:val="20"/>
+              </w:rPr>
+              <w:br/>
+              <w:t xml:space="preserve"/>
+            </w:r>
+            <w:r>
+              <w:rPr>
+                <w:rFonts w:ascii="Arial" w:cs="Arial" w:eastAsia="Arial" w:hAnsi="Arial"/>
+                <w:b/>
+                <w:bCs/>
+                <w:i w:val="false"/>
+                <w:iCs w:val="false"/>
+                <w:color w:val="000000"/>
+                <w:sz w:val="20"/>
+                <w:szCs w:val="20"/>
+              </w:rPr>
+              <w:t xml:space="preserve">Key Concepts:</w:t>
+            </w:r>
+            <w:r>
+              <w:rPr>
+                <w:rFonts w:ascii="Arial" w:cs="Arial" w:eastAsia="Arial" w:hAnsi="Arial"/>
+                <w:sz w:val="20"/>
+                <w:szCs w:val="20"/>
+              </w:rPr>
+              <w:br/>
+              <w:t xml:space="preserve"/>
+            </w:r>
+            <w:r>
+              <w:rPr>
+                <w:rFonts w:ascii="Arial" w:cs="Arial" w:eastAsia="Arial" w:hAnsi="Arial"/>
+                <w:b w:val="false"/>
+                <w:bCs w:val="false"/>
+                <w:i w:val="false"/>
+                <w:iCs w:val="false"/>
+                <w:color w:val="000000"/>
+                <w:sz w:val="20"/>
+                <w:szCs w:val="20"/>
+              </w:rPr>
+              <w:t xml:space="preserve">    • random.random() — Random float between 0.0 and 1.0</w:t>
+            </w:r>
+            <w:r>
+              <w:rPr>
+                <w:rFonts w:ascii="Arial" w:cs="Arial" w:eastAsia="Arial" w:hAnsi="Arial"/>
+                <w:sz w:val="20"/>
+                <w:szCs w:val="20"/>
+              </w:rPr>
+              <w:br/>
+              <w:t xml:space="preserve"/>
+            </w:r>
+            <w:r>
+              <w:rPr>
+                <w:rFonts w:ascii="Arial" w:cs="Arial" w:eastAsia="Arial" w:hAnsi="Arial"/>
+                <w:b w:val="false"/>
+                <w:bCs w:val="false"/>
+                <w:i w:val="false"/>
+                <w:iCs w:val="false"/>
+                <w:color w:val="000000"/>
+                <w:sz w:val="20"/>
+                <w:szCs w:val="20"/>
+              </w:rPr>
+              <w:t xml:space="preserve">    • random.randint(a, b) — Random integer from a to b (inclusive)</w:t>
+            </w:r>
+            <w:r>
+              <w:rPr>
+                <w:rFonts w:ascii="Arial" w:cs="Arial" w:eastAsia="Arial" w:hAnsi="Arial"/>
+                <w:sz w:val="20"/>
+                <w:szCs w:val="20"/>
+              </w:rPr>
+              <w:br/>
+              <w:t xml:space="preserve"/>
+            </w:r>
+            <w:r>
+              <w:rPr>
+                <w:rFonts w:ascii="Arial" w:cs="Arial" w:eastAsia="Arial" w:hAnsi="Arial"/>
+                <w:b w:val="false"/>
+                <w:bCs w:val="false"/>
+                <w:i w:val="false"/>
+                <w:iCs w:val="false"/>
+                <w:color w:val="000000"/>
+                <w:sz w:val="20"/>
+                <w:szCs w:val="20"/>
+              </w:rPr>
+              <w:t xml:space="preserve">    • random.choice(seq) — Pick a random item from a sequence</w:t>
+            </w:r>
+            <w:r>
+              <w:rPr>
+                <w:rFonts w:ascii="Arial" w:cs="Arial" w:eastAsia="Arial" w:hAnsi="Arial"/>
+                <w:sz w:val="20"/>
+                <w:szCs w:val="20"/>
+              </w:rPr>
+              <w:br/>
+              <w:t xml:space="preserve"/>
+            </w:r>
+            <w:r>
+              <w:rPr>
+                <w:rFonts w:ascii="Arial" w:cs="Arial" w:eastAsia="Arial" w:hAnsi="Arial"/>
+                <w:b w:val="false"/>
+                <w:bCs w:val="false"/>
+                <w:i w:val="false"/>
+                <w:iCs w:val="false"/>
+                <w:color w:val="000000"/>
+                <w:sz w:val="20"/>
+                <w:szCs w:val="20"/>
+              </w:rPr>
+              <w:t xml:space="preserve">    • random.shuffle(list) — Shuffle a list in place</w:t>
+            </w:r>
+            <w:r>
+              <w:rPr>
+                <w:rFonts w:ascii="Arial" w:cs="Arial" w:eastAsia="Arial" w:hAnsi="Arial"/>
+                <w:sz w:val="20"/>
+                <w:szCs w:val="20"/>
+              </w:rPr>
+              <w:br/>
+              <w:t xml:space="preserve"/>
+            </w:r>
+            <w:r>
+              <w:rPr>
+                <w:rFonts w:ascii="Arial" w:cs="Arial" w:eastAsia="Arial" w:hAnsi="Arial"/>
+                <w:b w:val="false"/>
+                <w:bCs w:val="false"/>
+                <w:i w:val="false"/>
+                <w:iCs w:val="false"/>
+                <w:color w:val="000000"/>
+                <w:sz w:val="20"/>
+                <w:szCs w:val="20"/>
+              </w:rPr>
+              <w:t xml:space="preserve">    • random.uniform(a, b) — Random float between a and b</w:t>
+            </w:r>
+            <w:r>
+              <w:rPr>
+                <w:rFonts w:ascii="Arial" w:cs="Arial" w:eastAsia="Arial" w:hAnsi="Arial"/>
+                <w:sz w:val="20"/>
+                <w:szCs w:val="20"/>
+              </w:rPr>
+              <w:br/>
+              <w:t xml:space="preserve"/>
+            </w:r>
+            <w:r>
+              <w:rPr>
+                <w:rFonts w:ascii="Arial" w:cs="Arial" w:eastAsia="Arial" w:hAnsi="Arial"/>
+                <w:b w:val="false"/>
+                <w:bCs w:val="false"/>
+                <w:i w:val="false"/>
+                <w:iCs w:val="false"/>
+                <w:color w:val="000000"/>
+                <w:sz w:val="20"/>
+                <w:szCs w:val="20"/>
+              </w:rPr>
+              <w:t xml:space="preserve">    • random.sample(seq, k) — Choose k unique items from sequence</w:t>
+            </w:r>
+            <w:r>
+              <w:rPr>
+                <w:rFonts w:ascii="Arial" w:cs="Arial" w:eastAsia="Arial" w:hAnsi="Arial"/>
+                <w:sz w:val="20"/>
+                <w:szCs w:val="20"/>
+              </w:rPr>
+              <w:br/>
+              <w:t xml:space="preserve"/>
+            </w:r>
+            <w:r>
+              <w:rPr>
+                <w:rFonts w:ascii="Arial" w:cs="Arial" w:eastAsia="Arial" w:hAnsi="Arial"/>
+                <w:sz w:val="20"/>
+                <w:szCs w:val="20"/>
+              </w:rPr>
+              <w:br/>
+              <w:t xml:space="preserve"/>
+            </w:r>
+            <w:r>
+              <w:rPr>
+                <w:rFonts w:ascii="Arial" w:cs="Arial" w:eastAsia="Arial" w:hAnsi="Arial"/>
+                <w:b/>
+                <w:bCs/>
+                <w:i w:val="false"/>
+                <w:iCs w:val="false"/>
+                <w:color w:val="000000"/>
+                <w:sz w:val="20"/>
+                <w:szCs w:val="20"/>
+              </w:rPr>
+              <w:t xml:space="preserve">Vocabulary: </w:t>
+            </w:r>
+            <w:r>
+              <w:rPr>
+                <w:rFonts w:ascii="Arial" w:cs="Arial" w:eastAsia="Arial" w:hAnsi="Arial"/>
+                <w:b w:val="false"/>
+                <w:bCs w:val="false"/>
+                <w:i w:val="false"/>
+                <w:iCs w:val="false"/>
+                <w:color w:val="000000"/>
+                <w:sz w:val="20"/>
+                <w:szCs w:val="20"/>
+              </w:rPr>
+              <w:t xml:space="preserve">The random Module, Common Functions, Seed</w:t>
+            </w:r>
+            <w:r>
+              <w:rPr>
+                <w:rFonts w:ascii="Arial" w:cs="Arial" w:eastAsia="Arial" w:hAnsi="Arial"/>
+                <w:sz w:val="20"/>
+                <w:szCs w:val="20"/>
+              </w:rPr>
+              <w:br/>
+              <w:t xml:space="preserve"/>
+            </w:r>
+            <w:r>
+              <w:rPr>
+                <w:rFonts w:ascii="Arial" w:cs="Arial" w:eastAsia="Arial" w:hAnsi="Arial"/>
+                <w:sz w:val="20"/>
+                <w:szCs w:val="20"/>
+              </w:rPr>
+              <w:br/>
+              <w:t xml:space="preserve"/>
+            </w:r>
+            <w:r>
+              <w:rPr>
+                <w:rFonts w:ascii="Arial" w:cs="Arial" w:eastAsia="Arial" w:hAnsi="Arial"/>
+                <w:b/>
+                <w:bCs/>
+                <w:i/>
+                <w:iCs/>
+                <w:color w:val="555555"/>
+                <w:sz w:val="20"/>
+                <w:szCs w:val="20"/>
+              </w:rPr>
+              <w:t xml:space="preserve">→ Live Demo — </w:t>
+            </w:r>
+            <w:r>
+              <w:rPr>
+                <w:rFonts w:ascii="Arial" w:cs="Arial" w:eastAsia="Arial" w:hAnsi="Arial"/>
+                <w:b w:val="false"/>
+                <w:bCs w:val="false"/>
+                <w:i/>
+                <w:iCs/>
+                <w:color w:val="555555"/>
+                <w:sz w:val="20"/>
+                <w:szCs w:val="20"/>
+              </w:rPr>
+              <w:t xml:space="preserve">type examples as students follow along in their own editor.</w:t>
+            </w:r>
+            <w:r>
+              <w:rPr>
+                <w:rFonts w:ascii="Arial" w:cs="Arial" w:eastAsia="Arial" w:hAnsi="Arial"/>
+                <w:sz w:val="20"/>
+                <w:szCs w:val="20"/>
+              </w:rPr>
+              <w:br/>
+              <w:t xml:space="preserve"/>
+            </w:r>
+            <w:r>
+              <w:rPr>
+                <w:rFonts w:ascii="Arial" w:cs="Arial" w:eastAsia="Arial" w:hAnsi="Arial"/>
+                <w:b/>
+                <w:bCs/>
+                <w:i/>
+                <w:iCs/>
+                <w:color w:val="555555"/>
+                <w:sz w:val="20"/>
+                <w:szCs w:val="20"/>
+              </w:rPr>
+              <w:t xml:space="preserve">→ Check for Understanding: </w:t>
+            </w:r>
+            <w:r>
+              <w:rPr>
+                <w:rFonts w:ascii="Arial" w:cs="Arial" w:eastAsia="Arial" w:hAnsi="Arial"/>
+                <w:b w:val="false"/>
+                <w:bCs w:val="false"/>
+                <w:i/>
+                <w:iCs/>
+                <w:color w:val="555555"/>
+                <w:sz w:val="20"/>
+                <w:szCs w:val="20"/>
+              </w:rPr>
+              <w:t xml:space="preserve">pause and cold-call: “Can someone explain what we just did in their own words?”</w:t>
             </w:r>
           </w:p>
         </w:tc>
@@ -377,9 +977,9 @@
               <w:right w:val="single" w:color="CCCCCC" w:sz="1"/>
             </w:tcBorders>
             <w:tcMar>
-              <w:top w:type="dxa" w:w="60"/>
+              <w:top w:type="dxa" w:w="80"/>
               <w:left w:type="dxa" w:w="120"/>
-              <w:bottom w:type="dxa" w:w="60"/>
+              <w:bottom w:type="dxa" w:w="80"/>
               <w:right w:type="dxa" w:w="120"/>
             </w:tcMar>
           </w:tcPr>
@@ -406,20 +1006,90 @@
               <w:right w:val="single" w:color="CCCCCC" w:sz="1"/>
             </w:tcBorders>
             <w:tcMar>
-              <w:top w:type="dxa" w:w="60"/>
+              <w:top w:type="dxa" w:w="80"/>
               <w:left w:type="dxa" w:w="120"/>
-              <w:bottom w:type="dxa" w:w="60"/>
+              <w:bottom w:type="dxa" w:w="80"/>
               <w:right w:type="dxa" w:w="120"/>
             </w:tcMar>
           </w:tcPr>
           <w:p>
-            <w:r>
-              <w:rPr>
-                <w:rFonts w:ascii="Arial" w:cs="Arial" w:eastAsia="Arial" w:hAnsi="Arial"/>
-                <w:sz w:val="20"/>
-                <w:szCs w:val="20"/>
+            <w:pPr>
+              <w:spacing w:after="80" w:before="80"/>
+            </w:pPr>
+            <w:r>
+              <w:rPr>
+                <w:rFonts w:ascii="Arial" w:cs="Arial" w:eastAsia="Arial" w:hAnsi="Arial"/>
+                <w:b/>
+                <w:bCs/>
+                <w:i w:val="false"/>
+                <w:iCs w:val="false"/>
+                <w:color w:val="000000"/>
+                <w:sz w:val="22"/>
+                <w:szCs w:val="22"/>
               </w:rPr>
               <w:t xml:space="preserve">Guided Practice</w:t>
+            </w:r>
+            <w:r>
+              <w:rPr>
+                <w:rFonts w:ascii="Arial" w:cs="Arial" w:eastAsia="Arial" w:hAnsi="Arial"/>
+                <w:sz w:val="20"/>
+                <w:szCs w:val="20"/>
+              </w:rPr>
+              <w:br/>
+              <w:t xml:space="preserve"/>
+            </w:r>
+            <w:r>
+              <w:rPr>
+                <w:rFonts w:ascii="Arial" w:cs="Arial" w:eastAsia="Arial" w:hAnsi="Arial"/>
+                <w:sz w:val="20"/>
+                <w:szCs w:val="20"/>
+              </w:rPr>
+              <w:br/>
+              <w:t xml:space="preserve"/>
+            </w:r>
+            <w:r>
+              <w:rPr>
+                <w:rFonts w:ascii="Arial" w:cs="Arial" w:eastAsia="Arial" w:hAnsi="Arial"/>
+                <w:b w:val="false"/>
+                <w:bCs w:val="false"/>
+                <w:i w:val="false"/>
+                <w:iCs w:val="false"/>
+                <w:color w:val="000000"/>
+                <w:sz w:val="20"/>
+                <w:szCs w:val="20"/>
+              </w:rPr>
+              <w:t xml:space="preserve">1. Random Quotes: Use random.choice() on a list of quotes to pick one randomly.</w:t>
+            </w:r>
+            <w:r>
+              <w:rPr>
+                <w:rFonts w:ascii="Arial" w:cs="Arial" w:eastAsia="Arial" w:hAnsi="Arial"/>
+                <w:sz w:val="20"/>
+                <w:szCs w:val="20"/>
+              </w:rPr>
+              <w:br/>
+              <w:t xml:space="preserve"/>
+            </w:r>
+            <w:r>
+              <w:rPr>
+                <w:rFonts w:ascii="Arial" w:cs="Arial" w:eastAsia="Arial" w:hAnsi="Arial"/>
+                <w:sz w:val="20"/>
+                <w:szCs w:val="20"/>
+              </w:rPr>
+              <w:br/>
+              <w:t xml:space="preserve"/>
+            </w:r>
+            <w:r>
+              <w:rPr>
+                <w:rFonts w:ascii="Arial" w:cs="Arial" w:eastAsia="Arial" w:hAnsi="Arial"/>
+                <w:b w:val="false"/>
+                <w:bCs w:val="false"/>
+                <w:i/>
+                <w:iCs/>
+                <w:color w:val="555555"/>
+                <w:sz w:val="20"/>
+                <w:szCs w:val="20"/>
+              </w:rPr>
+              <w:t xml:space="preserve">→ Teacher models — students try alongside, then compare results.</w:t>
             </w:r>
           </w:p>
         </w:tc>
@@ -435,9 +1105,9 @@
               <w:right w:val="single" w:color="CCCCCC" w:sz="1"/>
             </w:tcBorders>
             <w:tcMar>
-              <w:top w:type="dxa" w:w="60"/>
+              <w:top w:type="dxa" w:w="80"/>
               <w:left w:type="dxa" w:w="120"/>
-              <w:bottom w:type="dxa" w:w="60"/>
+              <w:bottom w:type="dxa" w:w="80"/>
               <w:right w:type="dxa" w:w="120"/>
             </w:tcMar>
           </w:tcPr>
@@ -450,7 +1120,7 @@
                 <w:sz w:val="20"/>
                 <w:szCs w:val="20"/>
               </w:rPr>
-              <w:t xml:space="preserve">15-20 min</w:t>
+              <w:t xml:space="preserve">15–20 min</w:t>
             </w:r>
           </w:p>
         </w:tc>
@@ -464,20 +1134,81 @@
               <w:right w:val="single" w:color="CCCCCC" w:sz="1"/>
             </w:tcBorders>
             <w:tcMar>
-              <w:top w:type="dxa" w:w="60"/>
+              <w:top w:type="dxa" w:w="80"/>
               <w:left w:type="dxa" w:w="120"/>
-              <w:bottom w:type="dxa" w:w="60"/>
+              <w:bottom w:type="dxa" w:w="80"/>
               <w:right w:type="dxa" w:w="120"/>
             </w:tcMar>
           </w:tcPr>
           <w:p>
-            <w:r>
-              <w:rPr>
-                <w:rFonts w:ascii="Arial" w:cs="Arial" w:eastAsia="Arial" w:hAnsi="Arial"/>
-                <w:sz w:val="20"/>
-                <w:szCs w:val="20"/>
+            <w:pPr>
+              <w:spacing w:after="80" w:before="80"/>
+            </w:pPr>
+            <w:r>
+              <w:rPr>
+                <w:rFonts w:ascii="Arial" w:cs="Arial" w:eastAsia="Arial" w:hAnsi="Arial"/>
+                <w:b/>
+                <w:bCs/>
+                <w:i w:val="false"/>
+                <w:iCs w:val="false"/>
+                <w:color w:val="000000"/>
+                <w:sz w:val="22"/>
+                <w:szCs w:val="22"/>
               </w:rPr>
               <w:t xml:space="preserve">Independent Practice / Code Along</w:t>
+            </w:r>
+            <w:r>
+              <w:rPr>
+                <w:rFonts w:ascii="Arial" w:cs="Arial" w:eastAsia="Arial" w:hAnsi="Arial"/>
+                <w:sz w:val="20"/>
+                <w:szCs w:val="20"/>
+              </w:rPr>
+              <w:br/>
+              <w:t xml:space="preserve"/>
+            </w:r>
+            <w:r>
+              <w:rPr>
+                <w:rFonts w:ascii="Arial" w:cs="Arial" w:eastAsia="Arial" w:hAnsi="Arial"/>
+                <w:b w:val="false"/>
+                <w:bCs w:val="false"/>
+                <w:i w:val="false"/>
+                <w:iCs w:val="false"/>
+                <w:color w:val="000000"/>
+                <w:sz w:val="20"/>
+                <w:szCs w:val="20"/>
+              </w:rPr>
+              <w:t xml:space="preserve">    Work through problems from the day's exercise set.</w:t>
+            </w:r>
+            <w:r>
+              <w:rPr>
+                <w:rFonts w:ascii="Arial" w:cs="Arial" w:eastAsia="Arial" w:hAnsi="Arial"/>
+                <w:sz w:val="20"/>
+                <w:szCs w:val="20"/>
+              </w:rPr>
+              <w:br/>
+              <w:t xml:space="preserve"/>
+            </w:r>
+            <w:r>
+              <w:rPr>
+                <w:rFonts w:ascii="Arial" w:cs="Arial" w:eastAsia="Arial" w:hAnsi="Arial"/>
+                <w:sz w:val="20"/>
+                <w:szCs w:val="20"/>
+              </w:rPr>
+              <w:br/>
+              <w:t xml:space="preserve"/>
+            </w:r>
+            <w:r>
+              <w:rPr>
+                <w:rFonts w:ascii="Arial" w:cs="Arial" w:eastAsia="Arial" w:hAnsi="Arial"/>
+                <w:b w:val="false"/>
+                <w:bCs w:val="false"/>
+                <w:i/>
+                <w:iCs/>
+                <w:color w:val="555555"/>
+                <w:sz w:val="20"/>
+                <w:szCs w:val="20"/>
+              </w:rPr>
+              <w:t xml:space="preserve">→ Teacher circulates — offer hints, check for understanding.</w:t>
             </w:r>
           </w:p>
         </w:tc>
@@ -493,9 +1224,9 @@
               <w:right w:val="single" w:color="CCCCCC" w:sz="1"/>
             </w:tcBorders>
             <w:tcMar>
-              <w:top w:type="dxa" w:w="60"/>
+              <w:top w:type="dxa" w:w="80"/>
               <w:left w:type="dxa" w:w="120"/>
-              <w:bottom w:type="dxa" w:w="60"/>
+              <w:bottom w:type="dxa" w:w="80"/>
               <w:right w:type="dxa" w:w="120"/>
             </w:tcMar>
           </w:tcPr>
@@ -522,20 +1253,90 @@
               <w:right w:val="single" w:color="CCCCCC" w:sz="1"/>
             </w:tcBorders>
             <w:tcMar>
-              <w:top w:type="dxa" w:w="60"/>
+              <w:top w:type="dxa" w:w="80"/>
               <w:left w:type="dxa" w:w="120"/>
-              <w:bottom w:type="dxa" w:w="60"/>
+              <w:bottom w:type="dxa" w:w="80"/>
               <w:right w:type="dxa" w:w="120"/>
             </w:tcMar>
           </w:tcPr>
           <w:p>
-            <w:r>
-              <w:rPr>
-                <w:rFonts w:ascii="Arial" w:cs="Arial" w:eastAsia="Arial" w:hAnsi="Arial"/>
-                <w:sz w:val="20"/>
-                <w:szCs w:val="20"/>
+            <w:pPr>
+              <w:spacing w:after="80" w:before="80"/>
+            </w:pPr>
+            <w:r>
+              <w:rPr>
+                <w:rFonts w:ascii="Arial" w:cs="Arial" w:eastAsia="Arial" w:hAnsi="Arial"/>
+                <w:b/>
+                <w:bCs/>
+                <w:i w:val="false"/>
+                <w:iCs w:val="false"/>
+                <w:color w:val="000000"/>
+                <w:sz w:val="22"/>
+                <w:szCs w:val="22"/>
               </w:rPr>
               <w:t xml:space="preserve">Exit Ticket / Wrap-Up</w:t>
+            </w:r>
+            <w:r>
+              <w:rPr>
+                <w:rFonts w:ascii="Arial" w:cs="Arial" w:eastAsia="Arial" w:hAnsi="Arial"/>
+                <w:sz w:val="20"/>
+                <w:szCs w:val="20"/>
+              </w:rPr>
+              <w:br/>
+              <w:t xml:space="preserve"/>
+            </w:r>
+            <w:r>
+              <w:rPr>
+                <w:rFonts w:ascii="Arial" w:cs="Arial" w:eastAsia="Arial" w:hAnsi="Arial"/>
+                <w:sz w:val="20"/>
+                <w:szCs w:val="20"/>
+              </w:rPr>
+              <w:br/>
+              <w:t xml:space="preserve"/>
+            </w:r>
+            <w:r>
+              <w:rPr>
+                <w:rFonts w:ascii="Arial" w:cs="Arial" w:eastAsia="Arial" w:hAnsi="Arial"/>
+                <w:b w:val="false"/>
+                <w:bCs w:val="false"/>
+                <w:i w:val="false"/>
+                <w:iCs w:val="false"/>
+                <w:color w:val="000000"/>
+                <w:sz w:val="20"/>
+                <w:szCs w:val="20"/>
+              </w:rPr>
+              <w:t xml:space="preserve">Quick Check: Use the random module to generate random numbers, shuffle data, and add unpredictability to programs?</w:t>
+            </w:r>
+            <w:r>
+              <w:rPr>
+                <w:rFonts w:ascii="Arial" w:cs="Arial" w:eastAsia="Arial" w:hAnsi="Arial"/>
+                <w:sz w:val="20"/>
+                <w:szCs w:val="20"/>
+              </w:rPr>
+              <w:br/>
+              <w:t xml:space="preserve"/>
+            </w:r>
+            <w:r>
+              <w:rPr>
+                <w:rFonts w:ascii="Arial" w:cs="Arial" w:eastAsia="Arial" w:hAnsi="Arial"/>
+                <w:sz w:val="20"/>
+                <w:szCs w:val="20"/>
+              </w:rPr>
+              <w:br/>
+              <w:t xml:space="preserve"/>
+            </w:r>
+            <w:r>
+              <w:rPr>
+                <w:rFonts w:ascii="Arial" w:cs="Arial" w:eastAsia="Arial" w:hAnsi="Arial"/>
+                <w:b w:val="false"/>
+                <w:bCs w:val="false"/>
+                <w:i/>
+                <w:iCs/>
+                <w:color w:val="555555"/>
+                <w:sz w:val="20"/>
+                <w:szCs w:val="20"/>
+              </w:rPr>
+              <w:t xml:space="preserve">→ 3–2–1: Name 3 things learned, 2 new vocab words, 1 question you still have.</w:t>
             </w:r>
           </w:p>
         </w:tc>
@@ -829,7 +1630,7 @@
                 <w:sz w:val="18"/>
                 <w:szCs w:val="18"/>
               </w:rPr>
-              <w:t xml:space="preserve"># Random float (0.0 to 1.0)</w:t>
+              <w:t xml:space="preserve"> </w:t>
             </w:r>
           </w:p>
           <w:p>
@@ -868,7 +1669,7 @@
                 <w:sz w:val="18"/>
                 <w:szCs w:val="18"/>
               </w:rPr>
-              <w:t xml:space="preserve"># Random integer</w:t>
+              <w:t xml:space="preserve"> </w:t>
             </w:r>
           </w:p>
           <w:p>
@@ -907,7 +1708,7 @@
                 <w:sz w:val="18"/>
                 <w:szCs w:val="18"/>
               </w:rPr>
-              <w:t xml:space="preserve"># Pick from a list</w:t>
+              <w:t xml:space="preserve"> </w:t>
             </w:r>
           </w:p>
           <w:p>
@@ -959,7 +1760,7 @@
                 <w:sz w:val="18"/>
                 <w:szCs w:val="18"/>
               </w:rPr>
-              <w:t xml:space="preserve"># Shuffle a list (modifies original)</w:t>
+              <w:t xml:space="preserve"> </w:t>
             </w:r>
           </w:p>
           <w:p>
@@ -1024,7 +1825,7 @@
                 <w:sz w:val="18"/>
                 <w:szCs w:val="18"/>
               </w:rPr>
-              <w:t xml:space="preserve"># Sample without replacement</w:t>
+              <w:t xml:space="preserve"> </w:t>
             </w:r>
           </w:p>
           <w:p>
@@ -1076,7 +1877,7 @@
                 <w:sz w:val="18"/>
                 <w:szCs w:val="18"/>
               </w:rPr>
-              <w:t xml:space="preserve"># Seed for reproducibility</w:t>
+              <w:t xml:space="preserve"> </w:t>
             </w:r>
           </w:p>
           <w:p>
@@ -1576,7 +2377,7 @@
                 <w:sz w:val="18"/>
                 <w:szCs w:val="18"/>
               </w:rPr>
-              <w:t xml:space="preserve"># Create a deck</w:t>
+              <w:t xml:space="preserve"> </w:t>
             </w:r>
           </w:p>
           <w:p>
@@ -1641,7 +2442,7 @@
                 <w:sz w:val="18"/>
                 <w:szCs w:val="18"/>
               </w:rPr>
-              <w:t xml:space="preserve"># Shuffle</w:t>
+              <w:t xml:space="preserve"> </w:t>
             </w:r>
           </w:p>
           <w:p>
@@ -1680,7 +2481,7 @@
                 <w:sz w:val="18"/>
                 <w:szCs w:val="18"/>
               </w:rPr>
-              <w:t xml:space="preserve"># Deal 5 cards</w:t>
+              <w:t xml:space="preserve"> </w:t>
             </w:r>
           </w:p>
           <w:p>

--- a/Coding 2 - year/Unit 6 - APIs & External Libraries/Daily Lesson Plans/Word/Day 10.docx
+++ b/Coding 2 - year/Unit 6 - APIs & External Libraries/Daily Lesson Plans/Word/Day 10.docx
@@ -380,7 +380,7 @@
                 <w:sz w:val="20"/>
                 <w:szCs w:val="20"/>
               </w:rPr>
-              <w:t xml:space="preserve">    What do you already know about how to use the random module to generate random numbers, shuffle data, and add unpredictability to programs?</w:t>
+              <w:t xml:space="preserve">    Have you ever used the random module before? Where might the random module be useful in a real program?</w:t>
             </w:r>
             <w:r>
               <w:rPr>
@@ -477,7 +477,7 @@
                 <w:sz w:val="20"/>
                 <w:szCs w:val="20"/>
               </w:rPr>
-              <w:t xml:space="preserve">Today's Goal: By the end of class you will be able to use the random module to generate random numbers, shuffle data, and add unpredictability to programs.</w:t>
+              <w:t xml:space="preserve">Today’s Goal: By the end of class you will be able to use the random module to generate random numbers, shuffle data, and add unpredictability to programs.</w:t>
             </w:r>
             <w:r>
               <w:rPr>
@@ -1305,7 +1305,7 @@
                 <w:sz w:val="20"/>
                 <w:szCs w:val="20"/>
               </w:rPr>
-              <w:t xml:space="preserve">Quick Check: Use the random module to generate random numbers, shuffle data, and add unpredictability to programs?</w:t>
+              <w:t xml:space="preserve">Write the key syntax or steps for using the random module. What's one mistake beginners commonly make?</w:t>
             </w:r>
             <w:r>
               <w:rPr>

--- a/Coding 2 - year/Unit 6 - APIs & External Libraries/Daily Lesson Plans/Word/Day 10.docx
+++ b/Coding 2 - year/Unit 6 - APIs & External Libraries/Daily Lesson Plans/Word/Day 10.docx
@@ -1169,6 +1169,19 @@
             <w:r>
               <w:rPr>
                 <w:rFonts w:ascii="Arial" w:cs="Arial" w:eastAsia="Arial" w:hAnsi="Arial"/>
+                <w:b/>
+                <w:bCs/>
+                <w:i w:val="false"/>
+                <w:iCs w:val="false"/>
+                <w:color w:val="000000"/>
+                <w:sz w:val="20"/>
+                <w:szCs w:val="20"/>
+              </w:rPr>
+              <w:t xml:space="preserve">    Beginner: </w:t>
+            </w:r>
+            <w:r>
+              <w:rPr>
+                <w:rFonts w:ascii="Arial" w:cs="Arial" w:eastAsia="Arial" w:hAnsi="Arial"/>
                 <w:b w:val="false"/>
                 <w:bCs w:val="false"/>
                 <w:i w:val="false"/>
@@ -1177,7 +1190,77 @@
                 <w:sz w:val="20"/>
                 <w:szCs w:val="20"/>
               </w:rPr>
-              <w:t xml:space="preserve">    Work through problems from the day's exercise set.</w:t>
+              <w:t xml:space="preserve">Write code that picks a random number from 1 to 10 and asks the user to guess it.</w:t>
+            </w:r>
+            <w:r>
+              <w:rPr>
+                <w:rFonts w:ascii="Arial" w:cs="Arial" w:eastAsia="Arial" w:hAnsi="Arial"/>
+                <w:sz w:val="20"/>
+                <w:szCs w:val="20"/>
+              </w:rPr>
+              <w:br/>
+              <w:t xml:space="preserve"/>
+            </w:r>
+            <w:r>
+              <w:rPr>
+                <w:rFonts w:ascii="Arial" w:cs="Arial" w:eastAsia="Arial" w:hAnsi="Arial"/>
+                <w:b/>
+                <w:bCs/>
+                <w:i w:val="false"/>
+                <w:iCs w:val="false"/>
+                <w:color w:val="000000"/>
+                <w:sz w:val="20"/>
+                <w:szCs w:val="20"/>
+              </w:rPr>
+              <w:t xml:space="preserve">    Intermediate: </w:t>
+            </w:r>
+            <w:r>
+              <w:rPr>
+                <w:rFonts w:ascii="Arial" w:cs="Arial" w:eastAsia="Arial" w:hAnsi="Arial"/>
+                <w:b w:val="false"/>
+                <w:bCs w:val="false"/>
+                <w:i w:val="false"/>
+                <w:iCs w:val="false"/>
+                <w:color w:val="000000"/>
+                <w:sz w:val="20"/>
+                <w:szCs w:val="20"/>
+              </w:rPr>
+              <w:t xml:space="preserve">Create a "Magic 8-Ball" that picks a random response from a list of possible answers.</w:t>
+            </w:r>
+            <w:r>
+              <w:rPr>
+                <w:rFonts w:ascii="Arial" w:cs="Arial" w:eastAsia="Arial" w:hAnsi="Arial"/>
+                <w:sz w:val="20"/>
+                <w:szCs w:val="20"/>
+              </w:rPr>
+              <w:br/>
+              <w:t xml:space="preserve"/>
+            </w:r>
+            <w:r>
+              <w:rPr>
+                <w:rFonts w:ascii="Arial" w:cs="Arial" w:eastAsia="Arial" w:hAnsi="Arial"/>
+                <w:b/>
+                <w:bCs/>
+                <w:i w:val="false"/>
+                <w:iCs w:val="false"/>
+                <w:color w:val="000000"/>
+                <w:sz w:val="20"/>
+                <w:szCs w:val="20"/>
+              </w:rPr>
+              <w:t xml:space="preserve">    Challenge: </w:t>
+            </w:r>
+            <w:r>
+              <w:rPr>
+                <w:rFonts w:ascii="Arial" w:cs="Arial" w:eastAsia="Arial" w:hAnsi="Arial"/>
+                <w:b w:val="false"/>
+                <w:bCs w:val="false"/>
+                <w:i w:val="false"/>
+                <w:iCs w:val="false"/>
+                <w:color w:val="000000"/>
+                <w:sz w:val="20"/>
+                <w:szCs w:val="20"/>
+              </w:rPr>
+              <w:t xml:space="preserve">Create a simple card game that shuffles a deck and deals 5 cards to a player.</w:t>
             </w:r>
             <w:r>
               <w:rPr>
@@ -2619,6 +2702,94 @@
       <w:pPr>
         <w:spacing w:after="160"/>
       </w:pPr>
+    </w:p>
+    <w:p>
+      <w:pPr>
+        <w:pBdr>
+          <w:bottom w:val="single" w:color="1B7A4A" w:sz="4" w:space="4"/>
+        </w:pBdr>
+        <w:spacing w:after="100" w:before="120"/>
+      </w:pPr>
+      <w:r>
+        <w:rPr>
+          <w:rFonts w:ascii="Arial" w:cs="Arial" w:eastAsia="Arial" w:hAnsi="Arial"/>
+          <w:b/>
+          <w:bCs/>
+          <w:color w:val="1B7A4A"/>
+          <w:sz w:val="24"/>
+          <w:szCs w:val="24"/>
+        </w:rPr>
+        <w:t xml:space="preserve">Practice Problems</w:t>
+      </w:r>
+    </w:p>
+    <w:p>
+      <w:pPr>
+        <w:spacing w:after="80"/>
+      </w:pPr>
+      <w:r>
+        <w:rPr>
+          <w:rFonts w:ascii="Arial" w:cs="Arial" w:eastAsia="Arial" w:hAnsi="Arial"/>
+          <w:b/>
+          <w:bCs/>
+          <w:sz w:val="20"/>
+          <w:szCs w:val="20"/>
+        </w:rPr>
+        <w:t xml:space="preserve">Problem 1: </w:t>
+      </w:r>
+      <w:r>
+        <w:rPr>
+          <w:rFonts w:ascii="Arial" w:cs="Arial" w:eastAsia="Arial" w:hAnsi="Arial"/>
+          <w:sz w:val="20"/>
+          <w:szCs w:val="20"/>
+        </w:rPr>
+        <w:t xml:space="preserve">Beginner:  Write code that picks a random number from 1 to 10 and asks the user to guess it.</w:t>
+      </w:r>
+    </w:p>
+    <w:p>
+      <w:pPr>
+        <w:spacing w:after="80"/>
+      </w:pPr>
+      <w:r>
+        <w:rPr>
+          <w:rFonts w:ascii="Arial" w:cs="Arial" w:eastAsia="Arial" w:hAnsi="Arial"/>
+          <w:b/>
+          <w:bCs/>
+          <w:sz w:val="20"/>
+          <w:szCs w:val="20"/>
+        </w:rPr>
+        <w:t xml:space="preserve">Problem 2: </w:t>
+      </w:r>
+      <w:r>
+        <w:rPr>
+          <w:rFonts w:ascii="Arial" w:cs="Arial" w:eastAsia="Arial" w:hAnsi="Arial"/>
+          <w:sz w:val="20"/>
+          <w:szCs w:val="20"/>
+        </w:rPr>
+        <w:t xml:space="preserve">Intermediate:  Create a "Magic 8-Ball" that picks a random response from a list of possible answers.</w:t>
+      </w:r>
+    </w:p>
+    <w:p>
+      <w:pPr>
+        <w:spacing w:after="80"/>
+      </w:pPr>
+      <w:r>
+        <w:rPr>
+          <w:rFonts w:ascii="Arial" w:cs="Arial" w:eastAsia="Arial" w:hAnsi="Arial"/>
+          <w:b/>
+          <w:bCs/>
+          <w:sz w:val="20"/>
+          <w:szCs w:val="20"/>
+        </w:rPr>
+        <w:t xml:space="preserve">Problem 3: </w:t>
+      </w:r>
+      <w:r>
+        <w:rPr>
+          <w:rFonts w:ascii="Arial" w:cs="Arial" w:eastAsia="Arial" w:hAnsi="Arial"/>
+          <w:sz w:val="20"/>
+          <w:szCs w:val="20"/>
+        </w:rPr>
+        <w:t xml:space="preserve">Challenge:  Create a simple card game that shuffles a deck and deals 5 cards to a player.</w:t>
+      </w:r>
     </w:p>
     <w:p>
       <w:pPr>
